--- a/Ejemplos de codigo de entrada.docx
+++ b/Ejemplos de codigo de entrada.docx
@@ -277,7 +277,13 @@
         <w:spacing w:line="240" w:lineRule="auto"/>
       </w:pPr>
       <w:r>
-        <w:t>EQ117 = EQ112 / 12;</w:t>
+        <w:t>EQ117 = EQ112 / 12</w:t>
+      </w:r>
+      <w:r>
+        <w:t xml:space="preserve"> * 10</w:t>
+      </w:r>
+      <w:r>
+        <w:t>;</w:t>
       </w:r>
     </w:p>
     <w:p>
@@ -665,8 +671,155 @@
       <w:pPr>
         <w:shd w:val="clear" w:color="auto" w:fill="F2F2F2" w:themeFill="background1" w:themeFillShade="F2"/>
         <w:spacing w:line="240" w:lineRule="auto"/>
-      </w:pPr>
-      <w:r>
+        <w:rPr>
+          <w:lang w:val="en-US"/>
+        </w:rPr>
+      </w:pPr>
+      <w:r>
+        <w:rPr>
+          <w:lang w:val="en-US"/>
+        </w:rPr>
+        <w:t>}</w:t>
+      </w:r>
+    </w:p>
+    <w:p>
+      <w:pPr>
+        <w:shd w:val="clear" w:color="auto" w:fill="FFFFFF" w:themeFill="background1"/>
+        <w:spacing w:line="240" w:lineRule="auto"/>
+        <w:rPr>
+          <w:lang w:val="en-US"/>
+        </w:rPr>
+      </w:pPr>
+    </w:p>
+    <w:p>
+      <w:pPr>
+        <w:shd w:val="clear" w:color="auto" w:fill="FFFFFF" w:themeFill="background1"/>
+        <w:spacing w:line="240" w:lineRule="auto"/>
+        <w:rPr>
+          <w:lang w:val="en-US"/>
+        </w:rPr>
+      </w:pPr>
+    </w:p>
+    <w:p>
+      <w:pPr>
+        <w:shd w:val="clear" w:color="auto" w:fill="F2F2F2" w:themeFill="background1" w:themeFillShade="F2"/>
+        <w:spacing w:line="240" w:lineRule="auto"/>
+        <w:rPr>
+          <w:lang w:val="en-US"/>
+        </w:rPr>
+      </w:pPr>
+    </w:p>
+    <w:p>
+      <w:pPr>
+        <w:shd w:val="clear" w:color="auto" w:fill="F2F2F2" w:themeFill="background1" w:themeFillShade="F2"/>
+        <w:spacing w:line="240" w:lineRule="auto"/>
+        <w:rPr>
+          <w:lang w:val="en-US"/>
+        </w:rPr>
+      </w:pPr>
+      <w:r>
+        <w:rPr>
+          <w:lang w:val="en-US"/>
+        </w:rPr>
+        <w:t xml:space="preserve">EQ112 = </w:t>
+      </w:r>
+      <w:proofErr w:type="gramStart"/>
+      <w:r>
+        <w:rPr>
+          <w:lang w:val="en-US"/>
+        </w:rPr>
+        <w:t>34;</w:t>
+      </w:r>
+      <w:proofErr w:type="gramEnd"/>
+    </w:p>
+    <w:p>
+      <w:pPr>
+        <w:shd w:val="clear" w:color="auto" w:fill="F2F2F2" w:themeFill="background1" w:themeFillShade="F2"/>
+        <w:spacing w:line="240" w:lineRule="auto"/>
+        <w:rPr>
+          <w:lang w:val="en-US"/>
+        </w:rPr>
+      </w:pPr>
+      <w:r>
+        <w:rPr>
+          <w:lang w:val="en-US"/>
+        </w:rPr>
+        <w:t>for (EQ111= 1; EQ111&gt;10 &amp;&amp; EQ111&lt;15; EQ111 = EQ111 + 1;)</w:t>
+      </w:r>
+    </w:p>
+    <w:p>
+      <w:pPr>
+        <w:shd w:val="clear" w:color="auto" w:fill="F2F2F2" w:themeFill="background1" w:themeFillShade="F2"/>
+        <w:spacing w:line="240" w:lineRule="auto"/>
+        <w:rPr>
+          <w:lang w:val="en-US"/>
+        </w:rPr>
+      </w:pPr>
+      <w:r>
+        <w:rPr>
+          <w:lang w:val="en-US"/>
+        </w:rPr>
+        <w:t>{</w:t>
+      </w:r>
+    </w:p>
+    <w:p>
+      <w:pPr>
+        <w:shd w:val="clear" w:color="auto" w:fill="F2F2F2" w:themeFill="background1" w:themeFillShade="F2"/>
+        <w:spacing w:line="240" w:lineRule="auto"/>
+        <w:rPr>
+          <w:lang w:val="en-US"/>
+        </w:rPr>
+      </w:pPr>
+      <w:r>
+        <w:rPr>
+          <w:lang w:val="en-US"/>
+        </w:rPr>
+        <w:t xml:space="preserve">EQ117 = EQ112 - 12 * </w:t>
+      </w:r>
+      <w:proofErr w:type="gramStart"/>
+      <w:r>
+        <w:rPr>
+          <w:lang w:val="en-US"/>
+        </w:rPr>
+        <w:t>10;</w:t>
+      </w:r>
+      <w:proofErr w:type="gramEnd"/>
+    </w:p>
+    <w:p>
+      <w:pPr>
+        <w:shd w:val="clear" w:color="auto" w:fill="F2F2F2" w:themeFill="background1" w:themeFillShade="F2"/>
+        <w:spacing w:line="240" w:lineRule="auto"/>
+        <w:rPr>
+          <w:lang w:val="en-US"/>
+        </w:rPr>
+      </w:pPr>
+      <w:r>
+        <w:rPr>
+          <w:lang w:val="en-US"/>
+        </w:rPr>
+        <w:t xml:space="preserve">EQ117 = EQ112 + 12 / </w:t>
+      </w:r>
+      <w:proofErr w:type="gramStart"/>
+      <w:r>
+        <w:rPr>
+          <w:lang w:val="en-US"/>
+        </w:rPr>
+        <w:t>10;</w:t>
+      </w:r>
+      <w:proofErr w:type="gramEnd"/>
+    </w:p>
+    <w:p>
+      <w:pPr>
+        <w:shd w:val="clear" w:color="auto" w:fill="F2F2F2" w:themeFill="background1" w:themeFillShade="F2"/>
+        <w:spacing w:line="240" w:lineRule="auto"/>
+        <w:rPr>
+          <w:lang w:val="en-US"/>
+        </w:rPr>
+      </w:pPr>
+      <w:r>
+        <w:rPr>
+          <w:lang w:val="en-US"/>
+        </w:rPr>
         <w:t>}</w:t>
       </w:r>
     </w:p>
@@ -1405,6 +1558,7 @@
   <w:style w:type="character" w:default="1" w:styleId="Fuentedeprrafopredeter">
     <w:name w:val="Default Paragraph Font"/>
     <w:uiPriority w:val="1"/>
+    <w:semiHidden/>
     <w:unhideWhenUsed/>
   </w:style>
   <w:style w:type="table" w:default="1" w:styleId="Tablanormal">

--- a/Ejemplos de codigo de entrada.docx
+++ b/Ejemplos de codigo de entrada.docx
@@ -822,6 +822,223 @@
         </w:rPr>
         <w:t>}</w:t>
       </w:r>
+    </w:p>
+    <w:p>
+      <w:pPr>
+        <w:shd w:val="clear" w:color="auto" w:fill="FFFFFF" w:themeFill="background1"/>
+        <w:spacing w:line="240" w:lineRule="auto"/>
+        <w:rPr>
+          <w:lang w:val="en-US"/>
+        </w:rPr>
+      </w:pPr>
+    </w:p>
+    <w:p>
+      <w:pPr>
+        <w:shd w:val="clear" w:color="auto" w:fill="FFFFFF" w:themeFill="background1"/>
+        <w:spacing w:line="240" w:lineRule="auto"/>
+        <w:rPr>
+          <w:lang w:val="en-US"/>
+        </w:rPr>
+      </w:pPr>
+    </w:p>
+    <w:p>
+      <w:pPr>
+        <w:shd w:val="clear" w:color="auto" w:fill="F2F2F2" w:themeFill="background1" w:themeFillShade="F2"/>
+        <w:spacing w:line="240" w:lineRule="auto"/>
+        <w:rPr>
+          <w:lang w:val="en-US"/>
+        </w:rPr>
+      </w:pPr>
+      <w:r>
+        <w:rPr>
+          <w:lang w:val="en-US"/>
+        </w:rPr>
+        <w:t xml:space="preserve">EQ112 = </w:t>
+      </w:r>
+      <w:proofErr w:type="gramStart"/>
+      <w:r>
+        <w:rPr>
+          <w:lang w:val="en-US"/>
+        </w:rPr>
+        <w:t>10;</w:t>
+      </w:r>
+      <w:proofErr w:type="gramEnd"/>
+    </w:p>
+    <w:p>
+      <w:pPr>
+        <w:shd w:val="clear" w:color="auto" w:fill="F2F2F2" w:themeFill="background1" w:themeFillShade="F2"/>
+        <w:spacing w:line="240" w:lineRule="auto"/>
+        <w:rPr>
+          <w:lang w:val="en-US"/>
+        </w:rPr>
+      </w:pPr>
+      <w:r>
+        <w:rPr>
+          <w:lang w:val="en-US"/>
+        </w:rPr>
+        <w:t xml:space="preserve">EQ113 = </w:t>
+      </w:r>
+      <w:proofErr w:type="gramStart"/>
+      <w:r>
+        <w:rPr>
+          <w:lang w:val="en-US"/>
+        </w:rPr>
+        <w:t>EQ11;</w:t>
+      </w:r>
+      <w:proofErr w:type="gramEnd"/>
+    </w:p>
+    <w:p>
+      <w:pPr>
+        <w:shd w:val="clear" w:color="auto" w:fill="F2F2F2" w:themeFill="background1" w:themeFillShade="F2"/>
+        <w:spacing w:line="240" w:lineRule="auto"/>
+        <w:rPr>
+          <w:lang w:val="en-US"/>
+        </w:rPr>
+      </w:pPr>
+      <w:r>
+        <w:rPr>
+          <w:lang w:val="en-US"/>
+        </w:rPr>
+        <w:t xml:space="preserve">for </w:t>
+      </w:r>
+      <w:proofErr w:type="gramStart"/>
+      <w:r>
+        <w:rPr>
+          <w:lang w:val="en-US"/>
+        </w:rPr>
+        <w:t>( EQ</w:t>
+      </w:r>
+      <w:proofErr w:type="gramEnd"/>
+      <w:r>
+        <w:rPr>
+          <w:lang w:val="en-US"/>
+        </w:rPr>
+        <w:t>111 = 1; EQ111&gt;10 &amp;&amp; EQ111&lt;12;  EQ111 = EQ111 + 1;)</w:t>
+      </w:r>
+    </w:p>
+    <w:p>
+      <w:pPr>
+        <w:shd w:val="clear" w:color="auto" w:fill="F2F2F2" w:themeFill="background1" w:themeFillShade="F2"/>
+        <w:spacing w:line="240" w:lineRule="auto"/>
+        <w:rPr>
+          <w:u w:val="single"/>
+          <w:lang w:val="en-US"/>
+        </w:rPr>
+      </w:pPr>
+      <w:r>
+        <w:rPr>
+          <w:lang w:val="en-US"/>
+        </w:rPr>
+        <w:t>{</w:t>
+      </w:r>
+    </w:p>
+    <w:p>
+      <w:pPr>
+        <w:shd w:val="clear" w:color="auto" w:fill="F2F2F2" w:themeFill="background1" w:themeFillShade="F2"/>
+        <w:spacing w:line="240" w:lineRule="auto"/>
+        <w:rPr>
+          <w:lang w:val="en-US"/>
+        </w:rPr>
+      </w:pPr>
+      <w:r>
+        <w:rPr>
+          <w:lang w:val="en-US"/>
+        </w:rPr>
+        <w:t xml:space="preserve">EQ117 = EQ112 - 12 * </w:t>
+      </w:r>
+      <w:proofErr w:type="gramStart"/>
+      <w:r>
+        <w:rPr>
+          <w:lang w:val="en-US"/>
+        </w:rPr>
+        <w:t>10;</w:t>
+      </w:r>
+      <w:proofErr w:type="gramEnd"/>
+    </w:p>
+    <w:p>
+      <w:pPr>
+        <w:shd w:val="clear" w:color="auto" w:fill="F2F2F2" w:themeFill="background1" w:themeFillShade="F2"/>
+        <w:spacing w:line="240" w:lineRule="auto"/>
+        <w:rPr>
+          <w:lang w:val="en-US"/>
+        </w:rPr>
+      </w:pPr>
+      <w:r>
+        <w:rPr>
+          <w:lang w:val="en-US"/>
+        </w:rPr>
+        <w:t xml:space="preserve">EQ110 = "EQ112" - 12 / </w:t>
+      </w:r>
+      <w:proofErr w:type="gramStart"/>
+      <w:r>
+        <w:rPr>
+          <w:lang w:val="en-US"/>
+        </w:rPr>
+        <w:t>10;</w:t>
+      </w:r>
+      <w:proofErr w:type="gramEnd"/>
+    </w:p>
+    <w:p>
+      <w:pPr>
+        <w:shd w:val="clear" w:color="auto" w:fill="F2F2F2" w:themeFill="background1" w:themeFillShade="F2"/>
+        <w:spacing w:line="240" w:lineRule="auto"/>
+        <w:rPr>
+          <w:lang w:val="en-US"/>
+        </w:rPr>
+      </w:pPr>
+      <w:r>
+        <w:rPr>
+          <w:lang w:val="en-US"/>
+        </w:rPr>
+        <w:t>}</w:t>
+      </w:r>
+    </w:p>
+    <w:p>
+      <w:pPr>
+        <w:shd w:val="clear" w:color="auto" w:fill="F2F2F2" w:themeFill="background1" w:themeFillShade="F2"/>
+        <w:spacing w:line="240" w:lineRule="auto"/>
+        <w:rPr>
+          <w:lang w:val="en-US"/>
+        </w:rPr>
+      </w:pPr>
+      <w:r>
+        <w:rPr>
+          <w:lang w:val="en-US"/>
+        </w:rPr>
+        <w:t>EQ118 = EQ</w:t>
+      </w:r>
+      <w:proofErr w:type="gramStart"/>
+      <w:r>
+        <w:rPr>
+          <w:lang w:val="en-US"/>
+        </w:rPr>
+        <w:t>119  /</w:t>
+      </w:r>
+      <w:proofErr w:type="gramEnd"/>
+      <w:r>
+        <w:rPr>
+          <w:lang w:val="en-US"/>
+        </w:rPr>
+        <w:t xml:space="preserve"> 10 ;</w:t>
+      </w:r>
+    </w:p>
+    <w:p>
+      <w:pPr>
+        <w:shd w:val="clear" w:color="auto" w:fill="F2F2F2" w:themeFill="background1" w:themeFillShade="F2"/>
+        <w:spacing w:line="240" w:lineRule="auto"/>
+        <w:rPr>
+          <w:lang w:val="en-US"/>
+        </w:rPr>
+      </w:pPr>
+    </w:p>
+    <w:p>
+      <w:pPr>
+        <w:shd w:val="clear" w:color="auto" w:fill="F2F2F2" w:themeFill="background1" w:themeFillShade="F2"/>
+        <w:spacing w:line="240" w:lineRule="auto"/>
+        <w:rPr>
+          <w:lang w:val="en-US"/>
+        </w:rPr>
+      </w:pPr>
     </w:p>
     <w:sectPr>
       <w:pgSz w:w="12240" w:h="15840"/>

--- a/Ejemplos de codigo de entrada.docx
+++ b/Ejemplos de codigo de entrada.docx
@@ -702,12 +702,26 @@
     </w:p>
     <w:p>
       <w:pPr>
-        <w:shd w:val="clear" w:color="auto" w:fill="F2F2F2" w:themeFill="background1" w:themeFillShade="F2"/>
-        <w:spacing w:line="240" w:lineRule="auto"/>
-        <w:rPr>
-          <w:lang w:val="en-US"/>
-        </w:rPr>
-      </w:pPr>
+        <w:pStyle w:val="Prrafodelista"/>
+        <w:numPr>
+          <w:ilvl w:val="0"/>
+          <w:numId w:val="1"/>
+        </w:numPr>
+        <w:shd w:val="clear" w:color="auto" w:fill="FFFFFF" w:themeFill="background1"/>
+        <w:spacing w:line="240" w:lineRule="auto"/>
+        <w:rPr>
+          <w:b/>
+          <w:bCs/>
+        </w:rPr>
+      </w:pPr>
+      <w:r>
+        <w:rPr>
+          <w:b/>
+          <w:bCs/>
+        </w:rPr>
+        <w:lastRenderedPageBreak/>
+        <w:t xml:space="preserve">Ejemplo 4 Con dos operaciones dentro del for </w:t>
+      </w:r>
     </w:p>
     <w:p>
       <w:pPr>
@@ -834,32 +848,122 @@
     </w:p>
     <w:p>
       <w:pPr>
+        <w:pStyle w:val="Prrafodelista"/>
+        <w:numPr>
+          <w:ilvl w:val="0"/>
+          <w:numId w:val="1"/>
+        </w:numPr>
         <w:shd w:val="clear" w:color="auto" w:fill="FFFFFF" w:themeFill="background1"/>
         <w:spacing w:line="240" w:lineRule="auto"/>
         <w:rPr>
-          <w:lang w:val="en-US"/>
-        </w:rPr>
-      </w:pPr>
-    </w:p>
-    <w:p>
-      <w:pPr>
-        <w:shd w:val="clear" w:color="auto" w:fill="F2F2F2" w:themeFill="background1" w:themeFillShade="F2"/>
-        <w:spacing w:line="240" w:lineRule="auto"/>
-        <w:rPr>
-          <w:lang w:val="en-US"/>
-        </w:rPr>
-      </w:pPr>
-      <w:r>
-        <w:rPr>
-          <w:lang w:val="en-US"/>
-        </w:rPr>
-        <w:t xml:space="preserve">EQ112 = </w:t>
+          <w:b/>
+          <w:bCs/>
+        </w:rPr>
+      </w:pPr>
+      <w:r>
+        <w:rPr>
+          <w:b/>
+          <w:bCs/>
+        </w:rPr>
+        <w:t>Ejemplo 5 con errores</w:t>
+      </w:r>
+    </w:p>
+    <w:p>
+      <w:pPr>
+        <w:shd w:val="clear" w:color="auto" w:fill="F2F2F2" w:themeFill="background1" w:themeFillShade="F2"/>
+        <w:spacing w:line="240" w:lineRule="auto"/>
+      </w:pPr>
+      <w:r>
+        <w:t>EQ112 = 10;</w:t>
+      </w:r>
+    </w:p>
+    <w:p>
+      <w:pPr>
+        <w:shd w:val="clear" w:color="auto" w:fill="F2F2F2" w:themeFill="background1" w:themeFillShade="F2"/>
+        <w:spacing w:line="240" w:lineRule="auto"/>
+        <w:rPr>
+          <w:lang w:val="en-US"/>
+        </w:rPr>
+      </w:pPr>
+      <w:r>
+        <w:rPr>
+          <w:lang w:val="en-US"/>
+        </w:rPr>
+        <w:t xml:space="preserve">EQ113 = </w:t>
       </w:r>
       <w:proofErr w:type="gramStart"/>
       <w:r>
         <w:rPr>
           <w:lang w:val="en-US"/>
         </w:rPr>
+        <w:t>EQ11;</w:t>
+      </w:r>
+      <w:proofErr w:type="gramEnd"/>
+    </w:p>
+    <w:p>
+      <w:pPr>
+        <w:shd w:val="clear" w:color="auto" w:fill="F2F2F2" w:themeFill="background1" w:themeFillShade="F2"/>
+        <w:spacing w:line="240" w:lineRule="auto"/>
+        <w:rPr>
+          <w:lang w:val="en-US"/>
+        </w:rPr>
+      </w:pPr>
+      <w:r>
+        <w:rPr>
+          <w:lang w:val="en-US"/>
+        </w:rPr>
+        <w:t xml:space="preserve">for </w:t>
+      </w:r>
+      <w:proofErr w:type="gramStart"/>
+      <w:r>
+        <w:rPr>
+          <w:lang w:val="en-US"/>
+        </w:rPr>
+        <w:t>( EQ</w:t>
+      </w:r>
+      <w:proofErr w:type="gramEnd"/>
+      <w:r>
+        <w:rPr>
+          <w:lang w:val="en-US"/>
+        </w:rPr>
+        <w:t>111 = 1; EQ111&gt;10 &amp;&amp; EQ111&lt;12;  EQ111 = EQ111 + 1;)</w:t>
+      </w:r>
+    </w:p>
+    <w:p>
+      <w:pPr>
+        <w:shd w:val="clear" w:color="auto" w:fill="F2F2F2" w:themeFill="background1" w:themeFillShade="F2"/>
+        <w:spacing w:line="240" w:lineRule="auto"/>
+        <w:rPr>
+          <w:u w:val="single"/>
+          <w:lang w:val="en-US"/>
+        </w:rPr>
+      </w:pPr>
+      <w:r>
+        <w:rPr>
+          <w:lang w:val="en-US"/>
+        </w:rPr>
+        <w:t>{</w:t>
+      </w:r>
+    </w:p>
+    <w:p>
+      <w:pPr>
+        <w:shd w:val="clear" w:color="auto" w:fill="F2F2F2" w:themeFill="background1" w:themeFillShade="F2"/>
+        <w:spacing w:line="240" w:lineRule="auto"/>
+        <w:rPr>
+          <w:lang w:val="en-US"/>
+        </w:rPr>
+      </w:pPr>
+      <w:r>
+        <w:rPr>
+          <w:lang w:val="en-US"/>
+        </w:rPr>
+        <w:t xml:space="preserve">EQ117 = EQ112 - 12 * </w:t>
+      </w:r>
+      <w:proofErr w:type="gramStart"/>
+      <w:r>
+        <w:rPr>
+          <w:lang w:val="en-US"/>
+        </w:rPr>
         <w:t>10;</w:t>
       </w:r>
       <w:proofErr w:type="gramEnd"/>
@@ -876,14 +980,14 @@
         <w:rPr>
           <w:lang w:val="en-US"/>
         </w:rPr>
-        <w:t xml:space="preserve">EQ113 = </w:t>
+        <w:t xml:space="preserve">EQ110 = "EQ112" - 12 / </w:t>
       </w:r>
       <w:proofErr w:type="gramStart"/>
       <w:r>
         <w:rPr>
           <w:lang w:val="en-US"/>
         </w:rPr>
-        <w:t>EQ11;</w:t>
+        <w:t>10;</w:t>
       </w:r>
       <w:proofErr w:type="gramEnd"/>
     </w:p>
@@ -899,146 +1003,37 @@
         <w:rPr>
           <w:lang w:val="en-US"/>
         </w:rPr>
-        <w:t xml:space="preserve">for </w:t>
+        <w:t>}</w:t>
+      </w:r>
+    </w:p>
+    <w:p>
+      <w:pPr>
+        <w:shd w:val="clear" w:color="auto" w:fill="F2F2F2" w:themeFill="background1" w:themeFillShade="F2"/>
+        <w:spacing w:line="240" w:lineRule="auto"/>
+        <w:rPr>
+          <w:lang w:val="en-US"/>
+        </w:rPr>
+      </w:pPr>
+      <w:r>
+        <w:rPr>
+          <w:lang w:val="en-US"/>
+        </w:rPr>
+        <w:t>EQ118 = EQ</w:t>
       </w:r>
       <w:proofErr w:type="gramStart"/>
       <w:r>
         <w:rPr>
           <w:lang w:val="en-US"/>
         </w:rPr>
-        <w:t>( EQ</w:t>
+        <w:t>119  /</w:t>
       </w:r>
       <w:proofErr w:type="gramEnd"/>
       <w:r>
         <w:rPr>
           <w:lang w:val="en-US"/>
         </w:rPr>
-        <w:t>111 = 1; EQ111&gt;10 &amp;&amp; EQ111&lt;12;  EQ111 = EQ111 + 1;)</w:t>
-      </w:r>
-    </w:p>
-    <w:p>
-      <w:pPr>
-        <w:shd w:val="clear" w:color="auto" w:fill="F2F2F2" w:themeFill="background1" w:themeFillShade="F2"/>
-        <w:spacing w:line="240" w:lineRule="auto"/>
-        <w:rPr>
-          <w:u w:val="single"/>
-          <w:lang w:val="en-US"/>
-        </w:rPr>
-      </w:pPr>
-      <w:r>
-        <w:rPr>
-          <w:lang w:val="en-US"/>
-        </w:rPr>
-        <w:t>{</w:t>
-      </w:r>
-    </w:p>
-    <w:p>
-      <w:pPr>
-        <w:shd w:val="clear" w:color="auto" w:fill="F2F2F2" w:themeFill="background1" w:themeFillShade="F2"/>
-        <w:spacing w:line="240" w:lineRule="auto"/>
-        <w:rPr>
-          <w:lang w:val="en-US"/>
-        </w:rPr>
-      </w:pPr>
-      <w:r>
-        <w:rPr>
-          <w:lang w:val="en-US"/>
-        </w:rPr>
-        <w:t xml:space="preserve">EQ117 = EQ112 - 12 * </w:t>
-      </w:r>
-      <w:proofErr w:type="gramStart"/>
-      <w:r>
-        <w:rPr>
-          <w:lang w:val="en-US"/>
-        </w:rPr>
-        <w:t>10;</w:t>
-      </w:r>
-      <w:proofErr w:type="gramEnd"/>
-    </w:p>
-    <w:p>
-      <w:pPr>
-        <w:shd w:val="clear" w:color="auto" w:fill="F2F2F2" w:themeFill="background1" w:themeFillShade="F2"/>
-        <w:spacing w:line="240" w:lineRule="auto"/>
-        <w:rPr>
-          <w:lang w:val="en-US"/>
-        </w:rPr>
-      </w:pPr>
-      <w:r>
-        <w:rPr>
-          <w:lang w:val="en-US"/>
-        </w:rPr>
-        <w:t xml:space="preserve">EQ110 = "EQ112" - 12 / </w:t>
-      </w:r>
-      <w:proofErr w:type="gramStart"/>
-      <w:r>
-        <w:rPr>
-          <w:lang w:val="en-US"/>
-        </w:rPr>
-        <w:t>10;</w:t>
-      </w:r>
-      <w:proofErr w:type="gramEnd"/>
-    </w:p>
-    <w:p>
-      <w:pPr>
-        <w:shd w:val="clear" w:color="auto" w:fill="F2F2F2" w:themeFill="background1" w:themeFillShade="F2"/>
-        <w:spacing w:line="240" w:lineRule="auto"/>
-        <w:rPr>
-          <w:lang w:val="en-US"/>
-        </w:rPr>
-      </w:pPr>
-      <w:r>
-        <w:rPr>
-          <w:lang w:val="en-US"/>
-        </w:rPr>
-        <w:t>}</w:t>
-      </w:r>
-    </w:p>
-    <w:p>
-      <w:pPr>
-        <w:shd w:val="clear" w:color="auto" w:fill="F2F2F2" w:themeFill="background1" w:themeFillShade="F2"/>
-        <w:spacing w:line="240" w:lineRule="auto"/>
-        <w:rPr>
-          <w:lang w:val="en-US"/>
-        </w:rPr>
-      </w:pPr>
-      <w:r>
-        <w:rPr>
-          <w:lang w:val="en-US"/>
-        </w:rPr>
-        <w:t>EQ118 = EQ</w:t>
-      </w:r>
-      <w:proofErr w:type="gramStart"/>
-      <w:r>
-        <w:rPr>
-          <w:lang w:val="en-US"/>
-        </w:rPr>
-        <w:t>119  /</w:t>
-      </w:r>
-      <w:proofErr w:type="gramEnd"/>
-      <w:r>
-        <w:rPr>
-          <w:lang w:val="en-US"/>
-        </w:rPr>
         <w:t xml:space="preserve"> 10 ;</w:t>
       </w:r>
-    </w:p>
-    <w:p>
-      <w:pPr>
-        <w:shd w:val="clear" w:color="auto" w:fill="F2F2F2" w:themeFill="background1" w:themeFillShade="F2"/>
-        <w:spacing w:line="240" w:lineRule="auto"/>
-        <w:rPr>
-          <w:lang w:val="en-US"/>
-        </w:rPr>
-      </w:pPr>
-    </w:p>
-    <w:p>
-      <w:pPr>
-        <w:shd w:val="clear" w:color="auto" w:fill="F2F2F2" w:themeFill="background1" w:themeFillShade="F2"/>
-        <w:spacing w:line="240" w:lineRule="auto"/>
-        <w:rPr>
-          <w:lang w:val="en-US"/>
-        </w:rPr>
-      </w:pPr>
     </w:p>
     <w:sectPr>
       <w:pgSz w:w="12240" w:h="15840"/>
@@ -1055,7 +1050,7 @@
   <w:abstractNum w:abstractNumId="0" w15:restartNumberingAfterBreak="0">
     <w:nsid w:val="7E24052C"/>
     <w:multiLevelType w:val="hybridMultilevel"/>
-    <w:tmpl w:val="672A349A"/>
+    <w:tmpl w:val="D836337E"/>
     <w:lvl w:ilvl="0" w:tplc="080A0001">
       <w:start w:val="1"/>
       <w:numFmt w:val="bullet"/>

--- a/Ejemplos de codigo de entrada.docx
+++ b/Ejemplos de codigo de entrada.docx
@@ -758,7 +758,45 @@
         <w:rPr>
           <w:lang w:val="en-US"/>
         </w:rPr>
-        <w:t>for (EQ111= 1; EQ111&gt;10 &amp;&amp; EQ111&lt;15; EQ111 = EQ111 + 1;)</w:t>
+        <w:t xml:space="preserve">for </w:t>
+      </w:r>
+      <w:proofErr w:type="gramStart"/>
+      <w:r>
+        <w:rPr>
+          <w:lang w:val="en-US"/>
+        </w:rPr>
+        <w:t>(</w:t>
+      </w:r>
+      <w:r>
+        <w:rPr>
+          <w:lang w:val="en-US"/>
+        </w:rPr>
+        <w:t xml:space="preserve"> </w:t>
+      </w:r>
+      <w:r>
+        <w:rPr>
+          <w:lang w:val="en-US"/>
+        </w:rPr>
+        <w:t>EQ</w:t>
+      </w:r>
+      <w:proofErr w:type="gramEnd"/>
+      <w:r>
+        <w:rPr>
+          <w:lang w:val="en-US"/>
+        </w:rPr>
+        <w:t>111</w:t>
+      </w:r>
+      <w:r>
+        <w:rPr>
+          <w:lang w:val="en-US"/>
+        </w:rPr>
+        <w:t xml:space="preserve"> </w:t>
+      </w:r>
+      <w:r>
+        <w:rPr>
+          <w:lang w:val="en-US"/>
+        </w:rPr>
+        <w:t>= 1; EQ111&gt;10 &amp;&amp; EQ111&lt;15; EQ111 = EQ111 + 1;)</w:t>
       </w:r>
     </w:p>
     <w:p>
@@ -1034,6 +1072,1281 @@
         </w:rPr>
         <w:t xml:space="preserve"> 10 ;</w:t>
       </w:r>
+    </w:p>
+    <w:p>
+      <w:pPr>
+        <w:rPr>
+          <w:lang w:val="en-US"/>
+        </w:rPr>
+      </w:pPr>
+      <w:r>
+        <w:rPr>
+          <w:lang w:val="en-US"/>
+        </w:rPr>
+        <w:br w:type="page"/>
+      </w:r>
+    </w:p>
+    <w:p>
+      <w:pPr>
+        <w:shd w:val="clear" w:color="auto" w:fill="F2F2F2" w:themeFill="background1" w:themeFillShade="F2"/>
+        <w:spacing w:line="240" w:lineRule="auto"/>
+        <w:rPr>
+          <w:lang w:val="en-US"/>
+        </w:rPr>
+      </w:pPr>
+      <w:r>
+        <w:rPr>
+          <w:lang w:val="en-US"/>
+        </w:rPr>
+        <w:lastRenderedPageBreak/>
+        <w:t xml:space="preserve">for </w:t>
+      </w:r>
+      <w:proofErr w:type="gramStart"/>
+      <w:r>
+        <w:rPr>
+          <w:lang w:val="en-US"/>
+        </w:rPr>
+        <w:t>( EQ</w:t>
+      </w:r>
+      <w:proofErr w:type="gramEnd"/>
+      <w:r>
+        <w:rPr>
+          <w:lang w:val="en-US"/>
+        </w:rPr>
+        <w:t>111 = 1; EQ111&gt;10 &amp;&amp; EQ111&lt;12;  EQ111 = EQ111 + 1;)</w:t>
+      </w:r>
+    </w:p>
+    <w:p>
+      <w:pPr>
+        <w:shd w:val="clear" w:color="auto" w:fill="F2F2F2" w:themeFill="background1" w:themeFillShade="F2"/>
+        <w:spacing w:line="240" w:lineRule="auto"/>
+        <w:rPr>
+          <w:lang w:val="en-US"/>
+        </w:rPr>
+      </w:pPr>
+      <w:r>
+        <w:rPr>
+          <w:lang w:val="en-US"/>
+        </w:rPr>
+        <w:t>{</w:t>
+      </w:r>
+    </w:p>
+    <w:p>
+      <w:pPr>
+        <w:shd w:val="clear" w:color="auto" w:fill="F2F2F2" w:themeFill="background1" w:themeFillShade="F2"/>
+        <w:spacing w:line="240" w:lineRule="auto"/>
+        <w:rPr>
+          <w:lang w:val="en-US"/>
+        </w:rPr>
+      </w:pPr>
+      <w:r>
+        <w:rPr>
+          <w:lang w:val="en-US"/>
+        </w:rPr>
+        <w:t xml:space="preserve">EQ117 = 100 - 10 * </w:t>
+      </w:r>
+      <w:proofErr w:type="gramStart"/>
+      <w:r>
+        <w:rPr>
+          <w:lang w:val="en-US"/>
+        </w:rPr>
+        <w:t>10;</w:t>
+      </w:r>
+      <w:proofErr w:type="gramEnd"/>
+    </w:p>
+    <w:p>
+      <w:pPr>
+        <w:shd w:val="clear" w:color="auto" w:fill="F2F2F2" w:themeFill="background1" w:themeFillShade="F2"/>
+        <w:spacing w:line="240" w:lineRule="auto"/>
+        <w:rPr>
+          <w:lang w:val="en-US"/>
+        </w:rPr>
+      </w:pPr>
+      <w:r>
+        <w:rPr>
+          <w:lang w:val="en-US"/>
+        </w:rPr>
+        <w:t xml:space="preserve">EQ110 = "EQ112" + EQ11888 / </w:t>
+      </w:r>
+      <w:proofErr w:type="gramStart"/>
+      <w:r>
+        <w:rPr>
+          <w:lang w:val="en-US"/>
+        </w:rPr>
+        <w:t>100;</w:t>
+      </w:r>
+      <w:proofErr w:type="gramEnd"/>
+    </w:p>
+    <w:p>
+      <w:pPr>
+        <w:shd w:val="clear" w:color="auto" w:fill="F2F2F2" w:themeFill="background1" w:themeFillShade="F2"/>
+        <w:spacing w:line="240" w:lineRule="auto"/>
+        <w:rPr>
+          <w:lang w:val="en-US"/>
+        </w:rPr>
+      </w:pPr>
+      <w:r>
+        <w:rPr>
+          <w:lang w:val="en-US"/>
+        </w:rPr>
+        <w:t>}</w:t>
+      </w:r>
+    </w:p>
+    <w:p>
+      <w:pPr>
+        <w:shd w:val="clear" w:color="auto" w:fill="F2F2F2" w:themeFill="background1" w:themeFillShade="F2"/>
+        <w:spacing w:line="240" w:lineRule="auto"/>
+        <w:rPr>
+          <w:lang w:val="en-US"/>
+        </w:rPr>
+      </w:pPr>
+      <w:r>
+        <w:rPr>
+          <w:lang w:val="en-US"/>
+        </w:rPr>
+        <w:t>EQ118 = EQ</w:t>
+      </w:r>
+      <w:proofErr w:type="gramStart"/>
+      <w:r>
+        <w:rPr>
+          <w:lang w:val="en-US"/>
+        </w:rPr>
+        <w:t>119  /</w:t>
+      </w:r>
+      <w:proofErr w:type="gramEnd"/>
+      <w:r>
+        <w:rPr>
+          <w:lang w:val="en-US"/>
+        </w:rPr>
+        <w:t xml:space="preserve"> 10 ;</w:t>
+      </w:r>
+    </w:p>
+    <w:p>
+      <w:pPr>
+        <w:shd w:val="clear" w:color="auto" w:fill="F2F2F2" w:themeFill="background1" w:themeFillShade="F2"/>
+        <w:spacing w:line="240" w:lineRule="auto"/>
+        <w:rPr>
+          <w:lang w:val="en-US"/>
+        </w:rPr>
+      </w:pPr>
+    </w:p>
+    <w:p>
+      <w:pPr>
+        <w:shd w:val="clear" w:color="auto" w:fill="F2F2F2" w:themeFill="background1" w:themeFillShade="F2"/>
+        <w:spacing w:line="240" w:lineRule="auto"/>
+        <w:rPr>
+          <w:lang w:val="en-US"/>
+        </w:rPr>
+      </w:pPr>
+    </w:p>
+    <w:p>
+      <w:pPr>
+        <w:shd w:val="clear" w:color="auto" w:fill="F2F2F2" w:themeFill="background1" w:themeFillShade="F2"/>
+        <w:spacing w:line="240" w:lineRule="auto"/>
+        <w:rPr>
+          <w:lang w:val="en-US"/>
+        </w:rPr>
+      </w:pPr>
+      <w:r>
+        <w:rPr>
+          <w:lang w:val="en-US"/>
+        </w:rPr>
+        <w:t xml:space="preserve">EQ112 = </w:t>
+      </w:r>
+      <w:proofErr w:type="gramStart"/>
+      <w:r>
+        <w:rPr>
+          <w:lang w:val="en-US"/>
+        </w:rPr>
+        <w:t>34;</w:t>
+      </w:r>
+      <w:proofErr w:type="gramEnd"/>
+    </w:p>
+    <w:p>
+      <w:pPr>
+        <w:shd w:val="clear" w:color="auto" w:fill="F2F2F2" w:themeFill="background1" w:themeFillShade="F2"/>
+        <w:spacing w:line="240" w:lineRule="auto"/>
+        <w:rPr>
+          <w:lang w:val="en-US"/>
+        </w:rPr>
+      </w:pPr>
+      <w:r>
+        <w:rPr>
+          <w:lang w:val="en-US"/>
+        </w:rPr>
+        <w:t xml:space="preserve">EQ113 = </w:t>
+      </w:r>
+      <w:proofErr w:type="gramStart"/>
+      <w:r>
+        <w:rPr>
+          <w:lang w:val="en-US"/>
+        </w:rPr>
+        <w:t>12;</w:t>
+      </w:r>
+      <w:proofErr w:type="gramEnd"/>
+    </w:p>
+    <w:p>
+      <w:pPr>
+        <w:shd w:val="clear" w:color="auto" w:fill="F2F2F2" w:themeFill="background1" w:themeFillShade="F2"/>
+        <w:spacing w:line="240" w:lineRule="auto"/>
+        <w:rPr>
+          <w:lang w:val="en-US"/>
+        </w:rPr>
+      </w:pPr>
+      <w:r>
+        <w:rPr>
+          <w:lang w:val="en-US"/>
+        </w:rPr>
+        <w:t xml:space="preserve">for </w:t>
+      </w:r>
+      <w:proofErr w:type="gramStart"/>
+      <w:r>
+        <w:rPr>
+          <w:lang w:val="en-US"/>
+        </w:rPr>
+        <w:t>( EQ</w:t>
+      </w:r>
+      <w:proofErr w:type="gramEnd"/>
+      <w:r>
+        <w:rPr>
+          <w:lang w:val="en-US"/>
+        </w:rPr>
+        <w:t>111 = 1; EQ111&gt;10 &amp;&amp; EQ111&lt;15; EQ111 = EQ111 + 1;)</w:t>
+      </w:r>
+    </w:p>
+    <w:p>
+      <w:pPr>
+        <w:shd w:val="clear" w:color="auto" w:fill="F2F2F2" w:themeFill="background1" w:themeFillShade="F2"/>
+        <w:spacing w:line="240" w:lineRule="auto"/>
+        <w:rPr>
+          <w:lang w:val="en-US"/>
+        </w:rPr>
+      </w:pPr>
+      <w:r>
+        <w:rPr>
+          <w:lang w:val="en-US"/>
+        </w:rPr>
+        <w:t>{</w:t>
+      </w:r>
+    </w:p>
+    <w:p>
+      <w:pPr>
+        <w:shd w:val="clear" w:color="auto" w:fill="F2F2F2" w:themeFill="background1" w:themeFillShade="F2"/>
+        <w:spacing w:line="240" w:lineRule="auto"/>
+        <w:rPr>
+          <w:lang w:val="en-US"/>
+        </w:rPr>
+      </w:pPr>
+      <w:r>
+        <w:rPr>
+          <w:lang w:val="en-US"/>
+        </w:rPr>
+        <w:t xml:space="preserve">EQ117 = "EQ112" - 12 * </w:t>
+      </w:r>
+      <w:proofErr w:type="gramStart"/>
+      <w:r>
+        <w:rPr>
+          <w:lang w:val="en-US"/>
+        </w:rPr>
+        <w:t>10;</w:t>
+      </w:r>
+      <w:proofErr w:type="gramEnd"/>
+    </w:p>
+    <w:p>
+      <w:pPr>
+        <w:shd w:val="clear" w:color="auto" w:fill="F2F2F2" w:themeFill="background1" w:themeFillShade="F2"/>
+        <w:spacing w:line="240" w:lineRule="auto"/>
+        <w:rPr>
+          <w:lang w:val="en-US"/>
+        </w:rPr>
+      </w:pPr>
+      <w:r>
+        <w:rPr>
+          <w:lang w:val="en-US"/>
+        </w:rPr>
+        <w:t xml:space="preserve">EQ117 = 100 + 12 / </w:t>
+      </w:r>
+      <w:proofErr w:type="gramStart"/>
+      <w:r>
+        <w:rPr>
+          <w:lang w:val="en-US"/>
+        </w:rPr>
+        <w:t>10;</w:t>
+      </w:r>
+      <w:proofErr w:type="gramEnd"/>
+    </w:p>
+    <w:p>
+      <w:pPr>
+        <w:shd w:val="clear" w:color="auto" w:fill="F2F2F2" w:themeFill="background1" w:themeFillShade="F2"/>
+        <w:spacing w:line="240" w:lineRule="auto"/>
+        <w:rPr>
+          <w:lang w:val="en-US"/>
+        </w:rPr>
+      </w:pPr>
+      <w:r>
+        <w:rPr>
+          <w:lang w:val="en-US"/>
+        </w:rPr>
+        <w:t>}</w:t>
+      </w:r>
+    </w:p>
+    <w:p>
+      <w:pPr>
+        <w:shd w:val="clear" w:color="auto" w:fill="F2F2F2" w:themeFill="background1" w:themeFillShade="F2"/>
+        <w:spacing w:line="240" w:lineRule="auto"/>
+        <w:rPr>
+          <w:lang w:val="en-US"/>
+        </w:rPr>
+      </w:pPr>
+      <w:r>
+        <w:rPr>
+          <w:lang w:val="en-US"/>
+        </w:rPr>
+        <w:t xml:space="preserve">EQ119 </w:t>
+      </w:r>
+      <w:proofErr w:type="gramStart"/>
+      <w:r>
+        <w:rPr>
+          <w:lang w:val="en-US"/>
+        </w:rPr>
+        <w:t>=  EQ</w:t>
+      </w:r>
+      <w:proofErr w:type="gramEnd"/>
+      <w:r>
+        <w:rPr>
+          <w:lang w:val="en-US"/>
+        </w:rPr>
+        <w:t xml:space="preserve">113 - 15;  </w:t>
+      </w:r>
+    </w:p>
+    <w:p>
+      <w:pPr>
+        <w:shd w:val="clear" w:color="auto" w:fill="F2F2F2" w:themeFill="background1" w:themeFillShade="F2"/>
+        <w:spacing w:line="240" w:lineRule="auto"/>
+        <w:rPr>
+          <w:lang w:val="en-US"/>
+        </w:rPr>
+      </w:pPr>
+    </w:p>
+    <w:p>
+      <w:pPr>
+        <w:shd w:val="clear" w:color="auto" w:fill="F2F2F2" w:themeFill="background1" w:themeFillShade="F2"/>
+        <w:spacing w:line="240" w:lineRule="auto"/>
+        <w:rPr>
+          <w:lang w:val="en-US"/>
+        </w:rPr>
+      </w:pPr>
+    </w:p>
+    <w:p>
+      <w:pPr>
+        <w:shd w:val="clear" w:color="auto" w:fill="F2F2F2" w:themeFill="background1" w:themeFillShade="F2"/>
+        <w:spacing w:line="240" w:lineRule="auto"/>
+        <w:rPr>
+          <w:lang w:val="en-US"/>
+        </w:rPr>
+      </w:pPr>
+    </w:p>
+    <w:p>
+      <w:pPr>
+        <w:shd w:val="clear" w:color="auto" w:fill="F2F2F2" w:themeFill="background1" w:themeFillShade="F2"/>
+        <w:spacing w:line="240" w:lineRule="auto"/>
+        <w:rPr>
+          <w:lang w:val="en-US"/>
+        </w:rPr>
+      </w:pPr>
+    </w:p>
+    <w:p>
+      <w:pPr>
+        <w:shd w:val="clear" w:color="auto" w:fill="F2F2F2" w:themeFill="background1" w:themeFillShade="F2"/>
+        <w:spacing w:line="240" w:lineRule="auto"/>
+        <w:rPr>
+          <w:lang w:val="en-US"/>
+        </w:rPr>
+      </w:pPr>
+      <w:r>
+        <w:rPr>
+          <w:lang w:val="en-US"/>
+        </w:rPr>
+        <w:t xml:space="preserve">EQ112 = </w:t>
+      </w:r>
+      <w:proofErr w:type="gramStart"/>
+      <w:r>
+        <w:rPr>
+          <w:lang w:val="en-US"/>
+        </w:rPr>
+        <w:t>10;</w:t>
+      </w:r>
+      <w:proofErr w:type="gramEnd"/>
+    </w:p>
+    <w:p>
+      <w:pPr>
+        <w:shd w:val="clear" w:color="auto" w:fill="F2F2F2" w:themeFill="background1" w:themeFillShade="F2"/>
+        <w:spacing w:line="240" w:lineRule="auto"/>
+        <w:rPr>
+          <w:lang w:val="en-US"/>
+        </w:rPr>
+      </w:pPr>
+      <w:r>
+        <w:rPr>
+          <w:lang w:val="en-US"/>
+        </w:rPr>
+        <w:t xml:space="preserve">for </w:t>
+      </w:r>
+      <w:proofErr w:type="gramStart"/>
+      <w:r>
+        <w:rPr>
+          <w:lang w:val="en-US"/>
+        </w:rPr>
+        <w:t>( EQ</w:t>
+      </w:r>
+      <w:proofErr w:type="gramEnd"/>
+      <w:r>
+        <w:rPr>
+          <w:lang w:val="en-US"/>
+        </w:rPr>
+        <w:t>111 = 1; EQ111&gt;10 &amp;&amp; EQ111&lt;12;  EQ111 = EQ111 + 1;)</w:t>
+      </w:r>
+    </w:p>
+    <w:p>
+      <w:pPr>
+        <w:shd w:val="clear" w:color="auto" w:fill="F2F2F2" w:themeFill="background1" w:themeFillShade="F2"/>
+        <w:spacing w:line="240" w:lineRule="auto"/>
+        <w:rPr>
+          <w:lang w:val="en-US"/>
+        </w:rPr>
+      </w:pPr>
+      <w:r>
+        <w:rPr>
+          <w:lang w:val="en-US"/>
+        </w:rPr>
+        <w:t>{</w:t>
+      </w:r>
+    </w:p>
+    <w:p>
+      <w:pPr>
+        <w:shd w:val="clear" w:color="auto" w:fill="F2F2F2" w:themeFill="background1" w:themeFillShade="F2"/>
+        <w:spacing w:line="240" w:lineRule="auto"/>
+        <w:rPr>
+          <w:lang w:val="en-US"/>
+        </w:rPr>
+      </w:pPr>
+      <w:r>
+        <w:rPr>
+          <w:lang w:val="en-US"/>
+        </w:rPr>
+        <w:t xml:space="preserve">EQ117 = EQ112 - 12 * </w:t>
+      </w:r>
+      <w:proofErr w:type="gramStart"/>
+      <w:r>
+        <w:rPr>
+          <w:lang w:val="en-US"/>
+        </w:rPr>
+        <w:t>10;</w:t>
+      </w:r>
+      <w:proofErr w:type="gramEnd"/>
+    </w:p>
+    <w:p>
+      <w:pPr>
+        <w:shd w:val="clear" w:color="auto" w:fill="F2F2F2" w:themeFill="background1" w:themeFillShade="F2"/>
+        <w:spacing w:line="240" w:lineRule="auto"/>
+        <w:rPr>
+          <w:lang w:val="en-US"/>
+        </w:rPr>
+      </w:pPr>
+      <w:r>
+        <w:rPr>
+          <w:lang w:val="en-US"/>
+        </w:rPr>
+        <w:t xml:space="preserve">EQ110 = 100 - 12 / </w:t>
+      </w:r>
+      <w:proofErr w:type="gramStart"/>
+      <w:r>
+        <w:rPr>
+          <w:lang w:val="en-US"/>
+        </w:rPr>
+        <w:t>10;</w:t>
+      </w:r>
+      <w:proofErr w:type="gramEnd"/>
+    </w:p>
+    <w:p>
+      <w:pPr>
+        <w:shd w:val="clear" w:color="auto" w:fill="F2F2F2" w:themeFill="background1" w:themeFillShade="F2"/>
+        <w:spacing w:line="240" w:lineRule="auto"/>
+        <w:rPr>
+          <w:lang w:val="en-US"/>
+        </w:rPr>
+      </w:pPr>
+      <w:r>
+        <w:rPr>
+          <w:lang w:val="en-US"/>
+        </w:rPr>
+        <w:t>}</w:t>
+      </w:r>
+    </w:p>
+    <w:p>
+      <w:pPr>
+        <w:shd w:val="clear" w:color="auto" w:fill="F2F2F2" w:themeFill="background1" w:themeFillShade="F2"/>
+        <w:spacing w:line="240" w:lineRule="auto"/>
+        <w:rPr>
+          <w:lang w:val="en-US"/>
+        </w:rPr>
+      </w:pPr>
+      <w:r>
+        <w:rPr>
+          <w:lang w:val="en-US"/>
+        </w:rPr>
+        <w:t>EQ118 = EQ</w:t>
+      </w:r>
+      <w:proofErr w:type="gramStart"/>
+      <w:r>
+        <w:rPr>
+          <w:lang w:val="en-US"/>
+        </w:rPr>
+        <w:t>117  /</w:t>
+      </w:r>
+      <w:proofErr w:type="gramEnd"/>
+      <w:r>
+        <w:rPr>
+          <w:lang w:val="en-US"/>
+        </w:rPr>
+        <w:t xml:space="preserve"> 10 ;</w:t>
+      </w:r>
+    </w:p>
+    <w:p>
+      <w:pPr>
+        <w:shd w:val="clear" w:color="auto" w:fill="F2F2F2" w:themeFill="background1" w:themeFillShade="F2"/>
+        <w:spacing w:line="240" w:lineRule="auto"/>
+        <w:rPr>
+          <w:lang w:val="en-US"/>
+        </w:rPr>
+      </w:pPr>
+    </w:p>
+    <w:p>
+      <w:pPr>
+        <w:shd w:val="clear" w:color="auto" w:fill="F2F2F2" w:themeFill="background1" w:themeFillShade="F2"/>
+        <w:spacing w:line="240" w:lineRule="auto"/>
+        <w:rPr>
+          <w:lang w:val="en-US"/>
+        </w:rPr>
+      </w:pPr>
+    </w:p>
+    <w:p>
+      <w:pPr>
+        <w:shd w:val="clear" w:color="auto" w:fill="F2F2F2" w:themeFill="background1" w:themeFillShade="F2"/>
+        <w:spacing w:line="240" w:lineRule="auto"/>
+        <w:rPr>
+          <w:lang w:val="en-US"/>
+        </w:rPr>
+      </w:pPr>
+    </w:p>
+    <w:p>
+      <w:pPr>
+        <w:shd w:val="clear" w:color="auto" w:fill="F2F2F2" w:themeFill="background1" w:themeFillShade="F2"/>
+        <w:spacing w:line="240" w:lineRule="auto"/>
+        <w:rPr>
+          <w:lang w:val="en-US"/>
+        </w:rPr>
+      </w:pPr>
+    </w:p>
+    <w:p>
+      <w:pPr>
+        <w:shd w:val="clear" w:color="auto" w:fill="F2F2F2" w:themeFill="background1" w:themeFillShade="F2"/>
+        <w:spacing w:line="240" w:lineRule="auto"/>
+        <w:rPr>
+          <w:lang w:val="en-US"/>
+        </w:rPr>
+      </w:pPr>
+    </w:p>
+    <w:p>
+      <w:pPr>
+        <w:shd w:val="clear" w:color="auto" w:fill="F2F2F2" w:themeFill="background1" w:themeFillShade="F2"/>
+        <w:spacing w:line="240" w:lineRule="auto"/>
+        <w:rPr>
+          <w:lang w:val="en-US"/>
+        </w:rPr>
+      </w:pPr>
+      <w:r>
+        <w:rPr>
+          <w:lang w:val="en-US"/>
+        </w:rPr>
+        <w:t xml:space="preserve">EQ112 = </w:t>
+      </w:r>
+      <w:proofErr w:type="gramStart"/>
+      <w:r>
+        <w:rPr>
+          <w:lang w:val="en-US"/>
+        </w:rPr>
+        <w:t>20;</w:t>
+      </w:r>
+      <w:proofErr w:type="gramEnd"/>
+    </w:p>
+    <w:p>
+      <w:pPr>
+        <w:shd w:val="clear" w:color="auto" w:fill="F2F2F2" w:themeFill="background1" w:themeFillShade="F2"/>
+        <w:spacing w:line="240" w:lineRule="auto"/>
+        <w:rPr>
+          <w:lang w:val="en-US"/>
+        </w:rPr>
+      </w:pPr>
+      <w:r>
+        <w:rPr>
+          <w:lang w:val="en-US"/>
+        </w:rPr>
+        <w:t xml:space="preserve">for </w:t>
+      </w:r>
+      <w:proofErr w:type="gramStart"/>
+      <w:r>
+        <w:rPr>
+          <w:lang w:val="en-US"/>
+        </w:rPr>
+        <w:t>( EQ</w:t>
+      </w:r>
+      <w:proofErr w:type="gramEnd"/>
+      <w:r>
+        <w:rPr>
+          <w:lang w:val="en-US"/>
+        </w:rPr>
+        <w:t>111 = 1; EQ111&gt;10 &amp;&amp; EQ111&lt;12;  EQ111 = EQ111 + 1;)</w:t>
+      </w:r>
+    </w:p>
+    <w:p>
+      <w:pPr>
+        <w:shd w:val="clear" w:color="auto" w:fill="F2F2F2" w:themeFill="background1" w:themeFillShade="F2"/>
+        <w:spacing w:line="240" w:lineRule="auto"/>
+        <w:rPr>
+          <w:lang w:val="en-US"/>
+        </w:rPr>
+      </w:pPr>
+      <w:r>
+        <w:rPr>
+          <w:lang w:val="en-US"/>
+        </w:rPr>
+        <w:t>{</w:t>
+      </w:r>
+    </w:p>
+    <w:p>
+      <w:pPr>
+        <w:shd w:val="clear" w:color="auto" w:fill="F2F2F2" w:themeFill="background1" w:themeFillShade="F2"/>
+        <w:spacing w:line="240" w:lineRule="auto"/>
+        <w:rPr>
+          <w:lang w:val="en-US"/>
+        </w:rPr>
+      </w:pPr>
+      <w:r>
+        <w:rPr>
+          <w:lang w:val="en-US"/>
+        </w:rPr>
+        <w:t xml:space="preserve">EQ117 = EQ112 - </w:t>
+      </w:r>
+      <w:proofErr w:type="gramStart"/>
+      <w:r>
+        <w:rPr>
+          <w:lang w:val="en-US"/>
+        </w:rPr>
+        <w:t>10;</w:t>
+      </w:r>
+      <w:proofErr w:type="gramEnd"/>
+    </w:p>
+    <w:p>
+      <w:pPr>
+        <w:shd w:val="clear" w:color="auto" w:fill="F2F2F2" w:themeFill="background1" w:themeFillShade="F2"/>
+        <w:spacing w:line="240" w:lineRule="auto"/>
+        <w:rPr>
+          <w:lang w:val="en-US"/>
+        </w:rPr>
+      </w:pPr>
+      <w:r>
+        <w:rPr>
+          <w:lang w:val="en-US"/>
+        </w:rPr>
+        <w:t xml:space="preserve">EQ110 = 100 + 12 / </w:t>
+      </w:r>
+      <w:proofErr w:type="gramStart"/>
+      <w:r>
+        <w:rPr>
+          <w:lang w:val="en-US"/>
+        </w:rPr>
+        <w:t>10;</w:t>
+      </w:r>
+      <w:proofErr w:type="gramEnd"/>
+    </w:p>
+    <w:p>
+      <w:pPr>
+        <w:shd w:val="clear" w:color="auto" w:fill="F2F2F2" w:themeFill="background1" w:themeFillShade="F2"/>
+        <w:spacing w:line="240" w:lineRule="auto"/>
+        <w:rPr>
+          <w:lang w:val="en-US"/>
+        </w:rPr>
+      </w:pPr>
+      <w:r>
+        <w:rPr>
+          <w:lang w:val="en-US"/>
+        </w:rPr>
+        <w:t>}</w:t>
+      </w:r>
+    </w:p>
+    <w:p>
+      <w:pPr>
+        <w:shd w:val="clear" w:color="auto" w:fill="F2F2F2" w:themeFill="background1" w:themeFillShade="F2"/>
+        <w:spacing w:line="240" w:lineRule="auto"/>
+        <w:rPr>
+          <w:lang w:val="en-US"/>
+        </w:rPr>
+      </w:pPr>
+      <w:r>
+        <w:rPr>
+          <w:lang w:val="en-US"/>
+        </w:rPr>
+        <w:t xml:space="preserve">EQ115 = </w:t>
+      </w:r>
+      <w:proofErr w:type="gramStart"/>
+      <w:r>
+        <w:rPr>
+          <w:lang w:val="en-US"/>
+        </w:rPr>
+        <w:t>3;</w:t>
+      </w:r>
+      <w:proofErr w:type="gramEnd"/>
+    </w:p>
+    <w:p>
+      <w:pPr>
+        <w:shd w:val="clear" w:color="auto" w:fill="F2F2F2" w:themeFill="background1" w:themeFillShade="F2"/>
+        <w:spacing w:line="240" w:lineRule="auto"/>
+        <w:rPr>
+          <w:lang w:val="en-US"/>
+        </w:rPr>
+      </w:pPr>
+    </w:p>
+    <w:p>
+      <w:pPr>
+        <w:shd w:val="clear" w:color="auto" w:fill="F2F2F2" w:themeFill="background1" w:themeFillShade="F2"/>
+        <w:spacing w:line="240" w:lineRule="auto"/>
+        <w:rPr>
+          <w:lang w:val="en-US"/>
+        </w:rPr>
+      </w:pPr>
+    </w:p>
+    <w:p>
+      <w:pPr>
+        <w:shd w:val="clear" w:color="auto" w:fill="F2F2F2" w:themeFill="background1" w:themeFillShade="F2"/>
+        <w:spacing w:line="240" w:lineRule="auto"/>
+        <w:rPr>
+          <w:lang w:val="en-US"/>
+        </w:rPr>
+      </w:pPr>
+      <w:r>
+        <w:rPr>
+          <w:lang w:val="en-US"/>
+        </w:rPr>
+        <w:t xml:space="preserve">EQ112 = </w:t>
+      </w:r>
+      <w:proofErr w:type="gramStart"/>
+      <w:r>
+        <w:rPr>
+          <w:lang w:val="en-US"/>
+        </w:rPr>
+        <w:t>20;</w:t>
+      </w:r>
+      <w:proofErr w:type="gramEnd"/>
+    </w:p>
+    <w:p>
+      <w:pPr>
+        <w:shd w:val="clear" w:color="auto" w:fill="F2F2F2" w:themeFill="background1" w:themeFillShade="F2"/>
+        <w:spacing w:line="240" w:lineRule="auto"/>
+        <w:rPr>
+          <w:lang w:val="en-US"/>
+        </w:rPr>
+      </w:pPr>
+      <w:r>
+        <w:rPr>
+          <w:lang w:val="en-US"/>
+        </w:rPr>
+        <w:t xml:space="preserve">EQ113 = </w:t>
+      </w:r>
+      <w:proofErr w:type="gramStart"/>
+      <w:r>
+        <w:rPr>
+          <w:lang w:val="en-US"/>
+        </w:rPr>
+        <w:t>EQ1190;</w:t>
+      </w:r>
+      <w:proofErr w:type="gramEnd"/>
+    </w:p>
+    <w:p>
+      <w:pPr>
+        <w:shd w:val="clear" w:color="auto" w:fill="F2F2F2" w:themeFill="background1" w:themeFillShade="F2"/>
+        <w:spacing w:line="240" w:lineRule="auto"/>
+        <w:rPr>
+          <w:lang w:val="en-US"/>
+        </w:rPr>
+      </w:pPr>
+      <w:r>
+        <w:rPr>
+          <w:lang w:val="en-US"/>
+        </w:rPr>
+        <w:t xml:space="preserve">for </w:t>
+      </w:r>
+      <w:proofErr w:type="gramStart"/>
+      <w:r>
+        <w:rPr>
+          <w:lang w:val="en-US"/>
+        </w:rPr>
+        <w:t>( EQ</w:t>
+      </w:r>
+      <w:proofErr w:type="gramEnd"/>
+      <w:r>
+        <w:rPr>
+          <w:lang w:val="en-US"/>
+        </w:rPr>
+        <w:t>111 = 1; EQ111&gt;10 &amp;&amp; EQ111&lt;12;  EQ111 = EQ111 + 1;)</w:t>
+      </w:r>
+    </w:p>
+    <w:p>
+      <w:pPr>
+        <w:shd w:val="clear" w:color="auto" w:fill="F2F2F2" w:themeFill="background1" w:themeFillShade="F2"/>
+        <w:spacing w:line="240" w:lineRule="auto"/>
+        <w:rPr>
+          <w:lang w:val="en-US"/>
+        </w:rPr>
+      </w:pPr>
+      <w:r>
+        <w:rPr>
+          <w:lang w:val="en-US"/>
+        </w:rPr>
+        <w:t>{</w:t>
+      </w:r>
+    </w:p>
+    <w:p>
+      <w:pPr>
+        <w:shd w:val="clear" w:color="auto" w:fill="F2F2F2" w:themeFill="background1" w:themeFillShade="F2"/>
+        <w:spacing w:line="240" w:lineRule="auto"/>
+        <w:rPr>
+          <w:lang w:val="en-US"/>
+        </w:rPr>
+      </w:pPr>
+      <w:r>
+        <w:rPr>
+          <w:lang w:val="en-US"/>
+        </w:rPr>
+        <w:t xml:space="preserve">EQ117 = "EQ112" - </w:t>
+      </w:r>
+      <w:proofErr w:type="gramStart"/>
+      <w:r>
+        <w:rPr>
+          <w:lang w:val="en-US"/>
+        </w:rPr>
+        <w:t>10;</w:t>
+      </w:r>
+      <w:proofErr w:type="gramEnd"/>
+    </w:p>
+    <w:p>
+      <w:pPr>
+        <w:shd w:val="clear" w:color="auto" w:fill="F2F2F2" w:themeFill="background1" w:themeFillShade="F2"/>
+        <w:spacing w:line="240" w:lineRule="auto"/>
+        <w:rPr>
+          <w:lang w:val="en-US"/>
+        </w:rPr>
+      </w:pPr>
+      <w:r>
+        <w:rPr>
+          <w:lang w:val="en-US"/>
+        </w:rPr>
+        <w:t xml:space="preserve">EQ110 = 100 + 12 / </w:t>
+      </w:r>
+      <w:proofErr w:type="gramStart"/>
+      <w:r>
+        <w:rPr>
+          <w:lang w:val="en-US"/>
+        </w:rPr>
+        <w:t>10;</w:t>
+      </w:r>
+      <w:proofErr w:type="gramEnd"/>
+    </w:p>
+    <w:p>
+      <w:pPr>
+        <w:shd w:val="clear" w:color="auto" w:fill="F2F2F2" w:themeFill="background1" w:themeFillShade="F2"/>
+        <w:spacing w:line="240" w:lineRule="auto"/>
+        <w:rPr>
+          <w:lang w:val="en-US"/>
+        </w:rPr>
+      </w:pPr>
+      <w:r>
+        <w:rPr>
+          <w:lang w:val="en-US"/>
+        </w:rPr>
+        <w:t>}</w:t>
+      </w:r>
+    </w:p>
+    <w:p>
+      <w:pPr>
+        <w:shd w:val="clear" w:color="auto" w:fill="F2F2F2" w:themeFill="background1" w:themeFillShade="F2"/>
+        <w:spacing w:line="240" w:lineRule="auto"/>
+        <w:rPr>
+          <w:lang w:val="en-US"/>
+        </w:rPr>
+      </w:pPr>
+      <w:r>
+        <w:rPr>
+          <w:lang w:val="en-US"/>
+        </w:rPr>
+        <w:t xml:space="preserve">EQ115 = </w:t>
+      </w:r>
+      <w:proofErr w:type="gramStart"/>
+      <w:r>
+        <w:rPr>
+          <w:lang w:val="en-US"/>
+        </w:rPr>
+        <w:t>3;</w:t>
+      </w:r>
+      <w:proofErr w:type="gramEnd"/>
+    </w:p>
+    <w:p>
+      <w:pPr>
+        <w:shd w:val="clear" w:color="auto" w:fill="F2F2F2" w:themeFill="background1" w:themeFillShade="F2"/>
+        <w:spacing w:line="240" w:lineRule="auto"/>
+        <w:rPr>
+          <w:lang w:val="en-US"/>
+        </w:rPr>
+      </w:pPr>
+    </w:p>
+    <w:p>
+      <w:pPr>
+        <w:shd w:val="clear" w:color="auto" w:fill="F2F2F2" w:themeFill="background1" w:themeFillShade="F2"/>
+        <w:spacing w:line="240" w:lineRule="auto"/>
+        <w:rPr>
+          <w:lang w:val="en-US"/>
+        </w:rPr>
+      </w:pPr>
+      <w:r>
+        <w:rPr>
+          <w:lang w:val="en-US"/>
+        </w:rPr>
+        <w:t xml:space="preserve">EQ112 = </w:t>
+      </w:r>
+      <w:proofErr w:type="gramStart"/>
+      <w:r>
+        <w:rPr>
+          <w:lang w:val="en-US"/>
+        </w:rPr>
+        <w:t>20;</w:t>
+      </w:r>
+      <w:proofErr w:type="gramEnd"/>
+    </w:p>
+    <w:p>
+      <w:pPr>
+        <w:shd w:val="clear" w:color="auto" w:fill="F2F2F2" w:themeFill="background1" w:themeFillShade="F2"/>
+        <w:spacing w:line="240" w:lineRule="auto"/>
+        <w:rPr>
+          <w:lang w:val="en-US"/>
+        </w:rPr>
+      </w:pPr>
+      <w:r>
+        <w:rPr>
+          <w:lang w:val="en-US"/>
+        </w:rPr>
+        <w:t xml:space="preserve">for </w:t>
+      </w:r>
+      <w:proofErr w:type="gramStart"/>
+      <w:r>
+        <w:rPr>
+          <w:lang w:val="en-US"/>
+        </w:rPr>
+        <w:t>( EQ</w:t>
+      </w:r>
+      <w:proofErr w:type="gramEnd"/>
+      <w:r>
+        <w:rPr>
+          <w:lang w:val="en-US"/>
+        </w:rPr>
+        <w:t>111 = 1; EQ111&gt;10 &amp;&amp; EQ111&lt;12;  EQ111 = EQ111 + 1;)</w:t>
+      </w:r>
+    </w:p>
+    <w:p>
+      <w:pPr>
+        <w:shd w:val="clear" w:color="auto" w:fill="F2F2F2" w:themeFill="background1" w:themeFillShade="F2"/>
+        <w:spacing w:line="240" w:lineRule="auto"/>
+        <w:rPr>
+          <w:lang w:val="en-US"/>
+        </w:rPr>
+      </w:pPr>
+      <w:r>
+        <w:rPr>
+          <w:lang w:val="en-US"/>
+        </w:rPr>
+        <w:t>{</w:t>
+      </w:r>
+    </w:p>
+    <w:p>
+      <w:pPr>
+        <w:shd w:val="clear" w:color="auto" w:fill="F2F2F2" w:themeFill="background1" w:themeFillShade="F2"/>
+        <w:spacing w:line="240" w:lineRule="auto"/>
+        <w:rPr>
+          <w:lang w:val="en-US"/>
+        </w:rPr>
+      </w:pPr>
+      <w:r>
+        <w:rPr>
+          <w:lang w:val="en-US"/>
+        </w:rPr>
+        <w:t xml:space="preserve">EQ117 = EQ112 - </w:t>
+      </w:r>
+      <w:proofErr w:type="gramStart"/>
+      <w:r>
+        <w:rPr>
+          <w:lang w:val="en-US"/>
+        </w:rPr>
+        <w:t>10;</w:t>
+      </w:r>
+      <w:proofErr w:type="gramEnd"/>
+    </w:p>
+    <w:p>
+      <w:pPr>
+        <w:shd w:val="clear" w:color="auto" w:fill="F2F2F2" w:themeFill="background1" w:themeFillShade="F2"/>
+        <w:spacing w:line="240" w:lineRule="auto"/>
+        <w:rPr>
+          <w:lang w:val="en-US"/>
+        </w:rPr>
+      </w:pPr>
+      <w:r>
+        <w:rPr>
+          <w:lang w:val="en-US"/>
+        </w:rPr>
+        <w:t xml:space="preserve">EQ110 = 100 * 12 + </w:t>
+      </w:r>
+      <w:proofErr w:type="gramStart"/>
+      <w:r>
+        <w:rPr>
+          <w:lang w:val="en-US"/>
+        </w:rPr>
+        <w:t>10;</w:t>
+      </w:r>
+      <w:proofErr w:type="gramEnd"/>
+    </w:p>
+    <w:p>
+      <w:pPr>
+        <w:shd w:val="clear" w:color="auto" w:fill="F2F2F2" w:themeFill="background1" w:themeFillShade="F2"/>
+        <w:spacing w:line="240" w:lineRule="auto"/>
+        <w:rPr>
+          <w:lang w:val="en-US"/>
+        </w:rPr>
+      </w:pPr>
+      <w:r>
+        <w:rPr>
+          <w:lang w:val="en-US"/>
+        </w:rPr>
+        <w:t>}</w:t>
+      </w:r>
+    </w:p>
+    <w:p>
+      <w:pPr>
+        <w:shd w:val="clear" w:color="auto" w:fill="F2F2F2" w:themeFill="background1" w:themeFillShade="F2"/>
+        <w:spacing w:line="240" w:lineRule="auto"/>
+        <w:rPr>
+          <w:lang w:val="en-US"/>
+        </w:rPr>
+      </w:pPr>
+      <w:r>
+        <w:rPr>
+          <w:lang w:val="en-US"/>
+        </w:rPr>
+        <w:t xml:space="preserve">EQ115 = </w:t>
+      </w:r>
+      <w:proofErr w:type="gramStart"/>
+      <w:r>
+        <w:rPr>
+          <w:lang w:val="en-US"/>
+        </w:rPr>
+        <w:t>3;</w:t>
+      </w:r>
+      <w:proofErr w:type="gramEnd"/>
+    </w:p>
+    <w:p>
+      <w:pPr>
+        <w:shd w:val="clear" w:color="auto" w:fill="F2F2F2" w:themeFill="background1" w:themeFillShade="F2"/>
+        <w:spacing w:line="240" w:lineRule="auto"/>
+        <w:rPr>
+          <w:lang w:val="en-US"/>
+        </w:rPr>
+      </w:pPr>
+    </w:p>
+    <w:p>
+      <w:pPr>
+        <w:shd w:val="clear" w:color="auto" w:fill="FFFFFF" w:themeFill="background1"/>
+        <w:spacing w:line="240" w:lineRule="auto"/>
+        <w:rPr>
+          <w:lang w:val="en-US"/>
+        </w:rPr>
+      </w:pPr>
+    </w:p>
+    <w:p>
+      <w:pPr>
+        <w:shd w:val="clear" w:color="auto" w:fill="FFFFFF" w:themeFill="background1"/>
+        <w:spacing w:line="240" w:lineRule="auto"/>
+        <w:rPr>
+          <w:lang w:val="en-US"/>
+        </w:rPr>
+      </w:pPr>
+    </w:p>
+    <w:p>
+      <w:pPr>
+        <w:shd w:val="clear" w:color="auto" w:fill="F2F2F2" w:themeFill="background1" w:themeFillShade="F2"/>
+        <w:spacing w:line="240" w:lineRule="auto"/>
+        <w:rPr>
+          <w:lang w:val="en-US"/>
+        </w:rPr>
+      </w:pPr>
+      <w:r>
+        <w:rPr>
+          <w:lang w:val="en-US"/>
+        </w:rPr>
+        <w:lastRenderedPageBreak/>
+        <w:t xml:space="preserve">EQ112 = </w:t>
+      </w:r>
+      <w:proofErr w:type="gramStart"/>
+      <w:r>
+        <w:rPr>
+          <w:lang w:val="en-US"/>
+        </w:rPr>
+        <w:t>10;</w:t>
+      </w:r>
+      <w:proofErr w:type="gramEnd"/>
+    </w:p>
+    <w:p>
+      <w:pPr>
+        <w:shd w:val="clear" w:color="auto" w:fill="F2F2F2" w:themeFill="background1" w:themeFillShade="F2"/>
+        <w:spacing w:line="240" w:lineRule="auto"/>
+        <w:rPr>
+          <w:lang w:val="en-US"/>
+        </w:rPr>
+      </w:pPr>
+      <w:r>
+        <w:rPr>
+          <w:lang w:val="en-US"/>
+        </w:rPr>
+        <w:t xml:space="preserve">for </w:t>
+      </w:r>
+      <w:proofErr w:type="gramStart"/>
+      <w:r>
+        <w:rPr>
+          <w:lang w:val="en-US"/>
+        </w:rPr>
+        <w:t>( EQ</w:t>
+      </w:r>
+      <w:proofErr w:type="gramEnd"/>
+      <w:r>
+        <w:rPr>
+          <w:lang w:val="en-US"/>
+        </w:rPr>
+        <w:t>111 = 1; EQ111&gt;10 &amp;&amp; EQ111&lt;12;  EQ111 = EQ111 + 1;)</w:t>
+      </w:r>
+    </w:p>
+    <w:p>
+      <w:pPr>
+        <w:shd w:val="clear" w:color="auto" w:fill="F2F2F2" w:themeFill="background1" w:themeFillShade="F2"/>
+        <w:spacing w:line="240" w:lineRule="auto"/>
+        <w:rPr>
+          <w:lang w:val="en-US"/>
+        </w:rPr>
+      </w:pPr>
+      <w:r>
+        <w:rPr>
+          <w:lang w:val="en-US"/>
+        </w:rPr>
+        <w:t>{</w:t>
+      </w:r>
+    </w:p>
+    <w:p>
+      <w:pPr>
+        <w:shd w:val="clear" w:color="auto" w:fill="F2F2F2" w:themeFill="background1" w:themeFillShade="F2"/>
+        <w:spacing w:line="240" w:lineRule="auto"/>
+        <w:rPr>
+          <w:lang w:val="en-US"/>
+        </w:rPr>
+      </w:pPr>
+      <w:r>
+        <w:rPr>
+          <w:lang w:val="en-US"/>
+        </w:rPr>
+        <w:t xml:space="preserve">EQ117 = EQ112 - </w:t>
+      </w:r>
+      <w:proofErr w:type="gramStart"/>
+      <w:r>
+        <w:rPr>
+          <w:lang w:val="en-US"/>
+        </w:rPr>
+        <w:t>10;</w:t>
+      </w:r>
+      <w:proofErr w:type="gramEnd"/>
+    </w:p>
+    <w:p>
+      <w:pPr>
+        <w:shd w:val="clear" w:color="auto" w:fill="F2F2F2" w:themeFill="background1" w:themeFillShade="F2"/>
+        <w:spacing w:line="240" w:lineRule="auto"/>
+        <w:rPr>
+          <w:lang w:val="en-US"/>
+        </w:rPr>
+      </w:pPr>
+      <w:r>
+        <w:rPr>
+          <w:lang w:val="en-US"/>
+        </w:rPr>
+        <w:t xml:space="preserve">EQ110 = 100 + 12 / </w:t>
+      </w:r>
+      <w:proofErr w:type="gramStart"/>
+      <w:r>
+        <w:rPr>
+          <w:lang w:val="en-US"/>
+        </w:rPr>
+        <w:t>10;</w:t>
+      </w:r>
+      <w:proofErr w:type="gramEnd"/>
+    </w:p>
+    <w:p>
+      <w:pPr>
+        <w:shd w:val="clear" w:color="auto" w:fill="F2F2F2" w:themeFill="background1" w:themeFillShade="F2"/>
+        <w:spacing w:line="240" w:lineRule="auto"/>
+        <w:rPr>
+          <w:lang w:val="en-US"/>
+        </w:rPr>
+      </w:pPr>
+      <w:r>
+        <w:rPr>
+          <w:lang w:val="en-US"/>
+        </w:rPr>
+        <w:t>}</w:t>
+      </w:r>
+    </w:p>
+    <w:p>
+      <w:pPr>
+        <w:shd w:val="clear" w:color="auto" w:fill="F2F2F2" w:themeFill="background1" w:themeFillShade="F2"/>
+        <w:spacing w:line="240" w:lineRule="auto"/>
+        <w:rPr>
+          <w:lang w:val="en-US"/>
+        </w:rPr>
+      </w:pPr>
+      <w:r>
+        <w:rPr>
+          <w:lang w:val="en-US"/>
+        </w:rPr>
+        <w:t xml:space="preserve">EQ115 = </w:t>
+      </w:r>
+      <w:proofErr w:type="gramStart"/>
+      <w:r>
+        <w:rPr>
+          <w:lang w:val="en-US"/>
+        </w:rPr>
+        <w:t>3;</w:t>
+      </w:r>
+      <w:proofErr w:type="gramEnd"/>
+    </w:p>
+    <w:p>
+      <w:pPr>
+        <w:shd w:val="clear" w:color="auto" w:fill="F2F2F2" w:themeFill="background1" w:themeFillShade="F2"/>
+        <w:spacing w:line="240" w:lineRule="auto"/>
+        <w:rPr>
+          <w:lang w:val="en-US"/>
+        </w:rPr>
+      </w:pPr>
     </w:p>
     <w:sectPr>
       <w:pgSz w:w="12240" w:h="15840"/>
